--- a/DOCS-PEOPLE-LEAD/Ana-Karina/05-Autorreflexao-passo-a-passo.docx
+++ b/DOCS-PEOPLE-LEAD/Ana-Karina/05-Autorreflexao-passo-a-passo.docx
@@ -4,127 +4,66 @@
   <w:body>
     <w:p>
       <w:pPr>
-        <w:jc w:val="center"/>
+        <w:jc w:val="left"/>
       </w:pPr>
       <w:r>
         <w:rPr>
-          <w:rFonts w:ascii="Calibri" w:hAnsi="Calibri" w:eastAsia="Calibri"/>
           <w:b/>
-          <w:i w:val="0"/>
           <w:color w:val="1F3A5F"/>
-          <w:sz w:val="24"/>
+          <w:sz w:val="40"/>
         </w:rPr>
-        <w:t>AUTORREFLEXÃO ABCD · PASSO A PASSO · PRAZO 28/08</w:t>
+        <w:t>Ana Karina — Passo a passo da Autorreflexão (ABCD)</w:t>
       </w:r>
     </w:p>
     <w:p>
-      <w:pPr>
-        <w:jc w:val="center"/>
-      </w:pPr>
       <w:r>
         <w:rPr>
-          <w:rFonts w:ascii="Calibri" w:hAnsi="Calibri" w:eastAsia="Calibri"/>
-          <w:b/>
-          <w:i w:val="0"/>
-          <w:color w:val="1F3A5F"/>
-          <w:sz w:val="40"/>
-        </w:rPr>
-        <w:t>Ana Karina</w:t>
-      </w:r>
-    </w:p>
-    <w:p>
-      <w:pPr>
-        <w:jc w:val="center"/>
-      </w:pPr>
-      <w:r>
-        <w:rPr>
-          <w:rFonts w:ascii="Calibri" w:hAnsi="Calibri" w:eastAsia="Calibri"/>
-          <w:b w:val="0"/>
           <w:i/>
           <w:color w:val="555555"/>
           <w:sz w:val="22"/>
         </w:rPr>
-        <w:t>BANCO BRADESCO</w:t>
+        <w:t>Ana Karina · People Lead · documento editável</w:t>
       </w:r>
     </w:p>
     <w:p/>
     <w:p>
       <w:r>
         <w:rPr>
-          <w:rFonts w:ascii="Calibri" w:hAnsi="Calibri" w:eastAsia="Calibri"/>
           <w:b/>
-          <w:i w:val="0"/>
-          <w:sz w:val="22"/>
         </w:rPr>
         <w:t>Cliente: BANCO BRADESCO · Associate, Mobile · Prazo: 28/08</w:t>
       </w:r>
     </w:p>
     <w:p>
       <w:r>
-        <w:rPr>
-          <w:rFonts w:ascii="Calibri" w:hAnsi="Calibri" w:eastAsia="Calibri"/>
-          <w:b w:val="0"/>
-          <w:i w:val="0"/>
-          <w:sz w:val="22"/>
-        </w:rPr>
         <w:t>People Lead: Jônatas</w:t>
       </w:r>
     </w:p>
     <w:p>
       <w:r>
-        <w:rPr>
-          <w:rFonts w:ascii="Calibri" w:hAnsi="Calibri" w:eastAsia="Calibri"/>
-          <w:b w:val="0"/>
-          <w:i w:val="0"/>
-          <w:sz w:val="22"/>
-        </w:rPr>
         <w:t>Use junto com o resumo da call e o doc de prioridades.</w:t>
       </w:r>
     </w:p>
     <w:p>
       <w:r>
-        <w:rPr>
-          <w:rFonts w:ascii="Calibri" w:hAnsi="Calibri" w:eastAsia="Calibri"/>
-          <w:b w:val="0"/>
-          <w:i w:val="0"/>
-          <w:sz w:val="22"/>
-        </w:rPr>
         <w:t xml:space="preserve">Aqui está </w:t>
       </w:r>
       <w:r>
         <w:rPr>
-          <w:rFonts w:ascii="Calibri" w:hAnsi="Calibri" w:eastAsia="Calibri"/>
           <w:b/>
-          <w:i w:val="0"/>
-          <w:sz w:val="22"/>
         </w:rPr>
         <w:t>só o caminho na tela</w:t>
       </w:r>
       <w:r>
-        <w:rPr>
-          <w:rFonts w:ascii="Calibri" w:hAnsi="Calibri" w:eastAsia="Calibri"/>
-          <w:b w:val="0"/>
-          <w:i w:val="0"/>
-          <w:sz w:val="22"/>
-        </w:rPr>
         <w:t xml:space="preserve"> + textos para colar na </w:t>
       </w:r>
       <w:r>
         <w:rPr>
-          <w:rFonts w:ascii="Calibri" w:hAnsi="Calibri" w:eastAsia="Calibri"/>
           <w:b/>
-          <w:i w:val="0"/>
-          <w:sz w:val="22"/>
         </w:rPr>
         <w:t>Autorreflexão</w:t>
       </w:r>
       <w:r>
-        <w:rPr>
-          <w:rFonts w:ascii="Calibri" w:hAnsi="Calibri" w:eastAsia="Calibri"/>
-          <w:b w:val="0"/>
-          <w:i w:val="0"/>
-          <w:sz w:val="22"/>
-        </w:rPr>
         <w:t>.</w:t>
       </w:r>
     </w:p>
@@ -148,48 +87,24 @@
         <w:pStyle w:val="ListBullet"/>
       </w:pPr>
       <w:r>
-        <w:rPr>
-          <w:rFonts w:ascii="Calibri" w:hAnsi="Calibri" w:eastAsia="Calibri"/>
-          <w:b w:val="0"/>
-          <w:i w:val="0"/>
-          <w:sz w:val="22"/>
-        </w:rPr>
         <w:t xml:space="preserve">Em </w:t>
       </w:r>
       <w:r>
         <w:rPr>
-          <w:rFonts w:ascii="Calibri" w:hAnsi="Calibri" w:eastAsia="Calibri"/>
           <w:b/>
-          <w:i w:val="0"/>
-          <w:sz w:val="22"/>
         </w:rPr>
         <w:t>Atualidade</w:t>
       </w:r>
       <w:r>
-        <w:rPr>
-          <w:rFonts w:ascii="Calibri" w:hAnsi="Calibri" w:eastAsia="Calibri"/>
-          <w:b w:val="0"/>
-          <w:i w:val="0"/>
-          <w:sz w:val="22"/>
-        </w:rPr>
         <w:t xml:space="preserve"> (métricas), o Workday aceita </w:t>
       </w:r>
       <w:r>
         <w:rPr>
-          <w:rFonts w:ascii="Calibri" w:hAnsi="Calibri" w:eastAsia="Calibri"/>
           <w:b/>
-          <w:i w:val="0"/>
-          <w:sz w:val="22"/>
         </w:rPr>
         <w:t>no máximo 150 caracteres</w:t>
       </w:r>
       <w:r>
-        <w:rPr>
-          <w:rFonts w:ascii="Calibri" w:hAnsi="Calibri" w:eastAsia="Calibri"/>
-          <w:b w:val="0"/>
-          <w:i w:val="0"/>
-          <w:sz w:val="22"/>
-        </w:rPr>
         <w:t>. Se passar, aparece erro vermelho e não envia.</w:t>
       </w:r>
     </w:p>
@@ -198,48 +113,24 @@
         <w:pStyle w:val="ListBullet"/>
       </w:pPr>
       <w:r>
-        <w:rPr>
-          <w:rFonts w:ascii="Calibri" w:hAnsi="Calibri" w:eastAsia="Calibri"/>
-          <w:b w:val="0"/>
-          <w:i w:val="0"/>
-          <w:sz w:val="22"/>
-        </w:rPr>
         <w:t xml:space="preserve">Botão certo na edição da prioridade: </w:t>
       </w:r>
       <w:r>
         <w:rPr>
-          <w:rFonts w:ascii="Calibri" w:hAnsi="Calibri" w:eastAsia="Calibri"/>
           <w:b/>
-          <w:i w:val="0"/>
-          <w:sz w:val="22"/>
         </w:rPr>
         <w:t>Submeta e Refleta</w:t>
       </w:r>
       <w:r>
-        <w:rPr>
-          <w:rFonts w:ascii="Calibri" w:hAnsi="Calibri" w:eastAsia="Calibri"/>
-          <w:b w:val="0"/>
-          <w:i w:val="0"/>
-          <w:sz w:val="22"/>
-        </w:rPr>
         <w:t xml:space="preserve"> / </w:t>
       </w:r>
       <w:r>
         <w:rPr>
-          <w:rFonts w:ascii="Calibri" w:hAnsi="Calibri" w:eastAsia="Calibri"/>
           <w:b/>
-          <w:i w:val="0"/>
-          <w:sz w:val="22"/>
         </w:rPr>
         <w:t>Submit &amp; Reflect</w:t>
       </w:r>
       <w:r>
-        <w:rPr>
-          <w:rFonts w:ascii="Calibri" w:hAnsi="Calibri" w:eastAsia="Calibri"/>
-          <w:b w:val="0"/>
-          <w:i w:val="0"/>
-          <w:sz w:val="22"/>
-        </w:rPr>
         <w:t>.</w:t>
       </w:r>
     </w:p>
@@ -248,30 +139,15 @@
         <w:pStyle w:val="ListBullet"/>
       </w:pPr>
       <w:r>
-        <w:rPr>
-          <w:rFonts w:ascii="Calibri" w:hAnsi="Calibri" w:eastAsia="Calibri"/>
-          <w:b w:val="0"/>
-          <w:i w:val="0"/>
-          <w:sz w:val="22"/>
-        </w:rPr>
         <w:t xml:space="preserve">Agrupe as 7 metas antigas em </w:t>
       </w:r>
       <w:r>
         <w:rPr>
-          <w:rFonts w:ascii="Calibri" w:hAnsi="Calibri" w:eastAsia="Calibri"/>
           <w:b/>
-          <w:i w:val="0"/>
-          <w:sz w:val="22"/>
         </w:rPr>
         <w:t>4 categorias</w:t>
       </w:r>
       <w:r>
-        <w:rPr>
-          <w:rFonts w:ascii="Calibri" w:hAnsi="Calibri" w:eastAsia="Calibri"/>
-          <w:b w:val="0"/>
-          <w:i w:val="0"/>
-          <w:sz w:val="22"/>
-        </w:rPr>
         <w:t xml:space="preserve"> antes de refletir.</w:t>
       </w:r>
     </w:p>
@@ -280,30 +156,15 @@
         <w:pStyle w:val="ListBullet"/>
       </w:pPr>
       <w:r>
-        <w:rPr>
-          <w:rFonts w:ascii="Calibri" w:hAnsi="Calibri" w:eastAsia="Calibri"/>
-          <w:b w:val="0"/>
-          <w:i w:val="0"/>
-          <w:sz w:val="22"/>
-        </w:rPr>
         <w:t xml:space="preserve">Depois de colar, clique em </w:t>
       </w:r>
       <w:r>
         <w:rPr>
-          <w:rFonts w:ascii="Calibri" w:hAnsi="Calibri" w:eastAsia="Calibri"/>
           <w:b/>
-          <w:i w:val="0"/>
-          <w:sz w:val="22"/>
         </w:rPr>
         <w:t>Enviar</w:t>
       </w:r>
       <w:r>
-        <w:rPr>
-          <w:rFonts w:ascii="Calibri" w:hAnsi="Calibri" w:eastAsia="Calibri"/>
-          <w:b w:val="0"/>
-          <w:i w:val="0"/>
-          <w:sz w:val="22"/>
-        </w:rPr>
         <w:t>. Rascunho não conta.</w:t>
       </w:r>
     </w:p>
@@ -327,66 +188,33 @@
         <w:pStyle w:val="ListNumber"/>
       </w:pPr>
       <w:r>
-        <w:rPr>
-          <w:rFonts w:ascii="Calibri" w:hAnsi="Calibri" w:eastAsia="Calibri"/>
-          <w:b w:val="0"/>
-          <w:i w:val="0"/>
-          <w:sz w:val="22"/>
-        </w:rPr>
         <w:t xml:space="preserve">Workday → persona → </w:t>
       </w:r>
       <w:r>
         <w:rPr>
-          <w:rFonts w:ascii="Calibri" w:hAnsi="Calibri" w:eastAsia="Calibri"/>
           <w:b/>
-          <w:i w:val="0"/>
-          <w:sz w:val="22"/>
         </w:rPr>
         <w:t>View Profile</w:t>
       </w:r>
       <w:r>
-        <w:rPr>
-          <w:rFonts w:ascii="Calibri" w:hAnsi="Calibri" w:eastAsia="Calibri"/>
-          <w:b w:val="0"/>
-          <w:i w:val="0"/>
-          <w:sz w:val="22"/>
-        </w:rPr>
         <w:t xml:space="preserve"> → </w:t>
       </w:r>
       <w:r>
         <w:rPr>
-          <w:rFonts w:ascii="Calibri" w:hAnsi="Calibri" w:eastAsia="Calibri"/>
           <w:b/>
-          <w:i w:val="0"/>
-          <w:sz w:val="22"/>
         </w:rPr>
         <w:t>Desempenho / Performance</w:t>
       </w:r>
       <w:r>
-        <w:rPr>
-          <w:rFonts w:ascii="Calibri" w:hAnsi="Calibri" w:eastAsia="Calibri"/>
-          <w:b w:val="0"/>
-          <w:i w:val="0"/>
-          <w:sz w:val="22"/>
-        </w:rPr>
         <w:t xml:space="preserve"> → </w:t>
       </w:r>
       <w:r>
         <w:rPr>
-          <w:rFonts w:ascii="Calibri" w:hAnsi="Calibri" w:eastAsia="Calibri"/>
           <w:b/>
-          <w:i w:val="0"/>
-          <w:sz w:val="22"/>
         </w:rPr>
         <w:t>Priorities Homepage</w:t>
       </w:r>
       <w:r>
-        <w:rPr>
-          <w:rFonts w:ascii="Calibri" w:hAnsi="Calibri" w:eastAsia="Calibri"/>
-          <w:b w:val="0"/>
-          <w:i w:val="0"/>
-          <w:sz w:val="22"/>
-        </w:rPr>
         <w:t>.</w:t>
       </w:r>
     </w:p>
@@ -395,12 +223,6 @@
         <w:pStyle w:val="ListNumber"/>
       </w:pPr>
       <w:r>
-        <w:rPr>
-          <w:rFonts w:ascii="Calibri" w:hAnsi="Calibri" w:eastAsia="Calibri"/>
-          <w:b w:val="0"/>
-          <w:i w:val="0"/>
-          <w:sz w:val="22"/>
-        </w:rPr>
         <w:t>Confira 4 cards (Cliente · IA · Ótimo Lugar · Comunidade).</w:t>
       </w:r>
     </w:p>
@@ -409,30 +231,15 @@
         <w:pStyle w:val="ListNumber"/>
       </w:pPr>
       <w:r>
-        <w:rPr>
-          <w:rFonts w:ascii="Calibri" w:hAnsi="Calibri" w:eastAsia="Calibri"/>
-          <w:b w:val="0"/>
-          <w:i w:val="0"/>
-          <w:sz w:val="22"/>
-        </w:rPr>
         <w:t xml:space="preserve">No card → </w:t>
       </w:r>
       <w:r>
         <w:rPr>
-          <w:rFonts w:ascii="Calibri" w:hAnsi="Calibri" w:eastAsia="Calibri"/>
           <w:b/>
-          <w:i w:val="0"/>
-          <w:sz w:val="22"/>
         </w:rPr>
         <w:t>Edit &gt;</w:t>
       </w:r>
       <w:r>
-        <w:rPr>
-          <w:rFonts w:ascii="Calibri" w:hAnsi="Calibri" w:eastAsia="Calibri"/>
-          <w:b w:val="0"/>
-          <w:i w:val="0"/>
-          <w:sz w:val="22"/>
-        </w:rPr>
         <w:t>.</w:t>
       </w:r>
     </w:p>
@@ -441,30 +248,15 @@
         <w:pStyle w:val="ListNumber"/>
       </w:pPr>
       <w:r>
-        <w:rPr>
-          <w:rFonts w:ascii="Calibri" w:hAnsi="Calibri" w:eastAsia="Calibri"/>
-          <w:b w:val="0"/>
-          <w:i w:val="0"/>
-          <w:sz w:val="22"/>
-        </w:rPr>
         <w:t xml:space="preserve">Confira dados; cliente </w:t>
       </w:r>
       <w:r>
         <w:rPr>
-          <w:rFonts w:ascii="Calibri" w:hAnsi="Calibri" w:eastAsia="Calibri"/>
           <w:b/>
-          <w:i w:val="0"/>
-          <w:sz w:val="22"/>
         </w:rPr>
         <w:t>BANCO BRADESCO</w:t>
       </w:r>
       <w:r>
-        <w:rPr>
-          <w:rFonts w:ascii="Calibri" w:hAnsi="Calibri" w:eastAsia="Calibri"/>
-          <w:b w:val="0"/>
-          <w:i w:val="0"/>
-          <w:sz w:val="22"/>
-        </w:rPr>
         <w:t xml:space="preserve"> nas de Cliente.</w:t>
       </w:r>
     </w:p>
@@ -473,30 +265,15 @@
         <w:pStyle w:val="ListNumber"/>
       </w:pPr>
       <w:r>
-        <w:rPr>
-          <w:rFonts w:ascii="Calibri" w:hAnsi="Calibri" w:eastAsia="Calibri"/>
-          <w:b w:val="0"/>
-          <w:i w:val="0"/>
-          <w:sz w:val="22"/>
-        </w:rPr>
         <w:t xml:space="preserve">Clique em </w:t>
       </w:r>
       <w:r>
         <w:rPr>
-          <w:rFonts w:ascii="Calibri" w:hAnsi="Calibri" w:eastAsia="Calibri"/>
           <w:b/>
-          <w:i w:val="0"/>
-          <w:sz w:val="22"/>
         </w:rPr>
         <w:t>Submeta e Refleta</w:t>
       </w:r>
       <w:r>
-        <w:rPr>
-          <w:rFonts w:ascii="Calibri" w:hAnsi="Calibri" w:eastAsia="Calibri"/>
-          <w:b w:val="0"/>
-          <w:i w:val="0"/>
-          <w:sz w:val="22"/>
-        </w:rPr>
         <w:t>.</w:t>
       </w:r>
     </w:p>
@@ -505,30 +282,15 @@
         <w:pStyle w:val="ListNumber"/>
       </w:pPr>
       <w:r>
-        <w:rPr>
-          <w:rFonts w:ascii="Calibri" w:hAnsi="Calibri" w:eastAsia="Calibri"/>
-          <w:b w:val="0"/>
-          <w:i w:val="0"/>
-          <w:sz w:val="22"/>
-        </w:rPr>
         <w:t xml:space="preserve">Na </w:t>
       </w:r>
       <w:r>
         <w:rPr>
-          <w:rFonts w:ascii="Calibri" w:hAnsi="Calibri" w:eastAsia="Calibri"/>
           <w:b/>
-          <w:i w:val="0"/>
-          <w:sz w:val="22"/>
         </w:rPr>
         <w:t>Autorreflexão</w:t>
       </w:r>
       <w:r>
-        <w:rPr>
-          <w:rFonts w:ascii="Calibri" w:hAnsi="Calibri" w:eastAsia="Calibri"/>
-          <w:b w:val="0"/>
-          <w:i w:val="0"/>
-          <w:sz w:val="22"/>
-        </w:rPr>
         <w:t>:</w:t>
       </w:r>
     </w:p>
@@ -537,12 +299,6 @@
         <w:pStyle w:val="ListBullet"/>
       </w:pPr>
       <w:r>
-        <w:rPr>
-          <w:rFonts w:ascii="Calibri" w:hAnsi="Calibri" w:eastAsia="Calibri"/>
-          <w:b w:val="0"/>
-          <w:i w:val="0"/>
-          <w:sz w:val="22"/>
-        </w:rPr>
         <w:t>Cole o texto</w:t>
       </w:r>
     </w:p>
@@ -551,12 +307,6 @@
         <w:pStyle w:val="ListBullet"/>
       </w:pPr>
       <w:r>
-        <w:rPr>
-          <w:rFonts w:ascii="Calibri" w:hAnsi="Calibri" w:eastAsia="Calibri"/>
-          <w:b w:val="0"/>
-          <w:i w:val="0"/>
-          <w:sz w:val="22"/>
-        </w:rPr>
         <w:t>Slider de impacto</w:t>
       </w:r>
     </w:p>
@@ -565,30 +315,15 @@
         <w:pStyle w:val="ListBullet"/>
       </w:pPr>
       <w:r>
-        <w:rPr>
-          <w:rFonts w:ascii="Calibri" w:hAnsi="Calibri" w:eastAsia="Calibri"/>
-          <w:b w:val="0"/>
-          <w:i w:val="0"/>
-          <w:sz w:val="22"/>
-        </w:rPr>
         <w:t xml:space="preserve">3 </w:t>
       </w:r>
       <w:r>
         <w:rPr>
-          <w:rFonts w:ascii="Calibri" w:hAnsi="Calibri" w:eastAsia="Calibri"/>
           <w:b/>
-          <w:i w:val="0"/>
-          <w:sz w:val="22"/>
         </w:rPr>
         <w:t>Atualidades</w:t>
       </w:r>
       <w:r>
-        <w:rPr>
-          <w:rFonts w:ascii="Calibri" w:hAnsi="Calibri" w:eastAsia="Calibri"/>
-          <w:b w:val="0"/>
-          <w:i w:val="0"/>
-          <w:sz w:val="22"/>
-        </w:rPr>
         <w:t xml:space="preserve"> (≤150)</w:t>
       </w:r>
     </w:p>
@@ -598,10 +333,7 @@
       </w:pPr>
       <w:r>
         <w:rPr>
-          <w:rFonts w:ascii="Calibri" w:hAnsi="Calibri" w:eastAsia="Calibri"/>
           <w:b/>
-          <w:i w:val="0"/>
-          <w:sz w:val="22"/>
         </w:rPr>
         <w:t>Enviar</w:t>
       </w:r>
@@ -611,12 +343,6 @@
         <w:pStyle w:val="ListNumber"/>
       </w:pPr>
       <w:r>
-        <w:rPr>
-          <w:rFonts w:ascii="Calibri" w:hAnsi="Calibri" w:eastAsia="Calibri"/>
-          <w:b w:val="0"/>
-          <w:i w:val="0"/>
-          <w:sz w:val="22"/>
-        </w:rPr>
         <w:t>Repita nas 4.</w:t>
       </w:r>
     </w:p>
@@ -625,12 +351,6 @@
         <w:pStyle w:val="ListNumber"/>
       </w:pPr>
       <w:r>
-        <w:rPr>
-          <w:rFonts w:ascii="Calibri" w:hAnsi="Calibri" w:eastAsia="Calibri"/>
-          <w:b w:val="0"/>
-          <w:i w:val="0"/>
-          <w:sz w:val="22"/>
-        </w:rPr>
         <w:t>Confira se não ficou reflexão pendente no painel ABCD.</w:t>
       </w:r>
     </w:p>
@@ -654,12 +374,6 @@
         <w:pStyle w:val="ListNumber"/>
       </w:pPr>
       <w:r>
-        <w:rPr>
-          <w:rFonts w:ascii="Calibri" w:hAnsi="Calibri" w:eastAsia="Calibri"/>
-          <w:b w:val="0"/>
-          <w:i w:val="0"/>
-          <w:sz w:val="22"/>
-        </w:rPr>
         <w:t xml:space="preserve">Criação de Valor (app Bradesco)  </w:t>
       </w:r>
     </w:p>
@@ -668,12 +382,6 @@
         <w:pStyle w:val="ListNumber"/>
       </w:pPr>
       <w:r>
-        <w:rPr>
-          <w:rFonts w:ascii="Calibri" w:hAnsi="Calibri" w:eastAsia="Calibri"/>
-          <w:b w:val="0"/>
-          <w:i w:val="0"/>
-          <w:sz w:val="22"/>
-        </w:rPr>
         <w:t xml:space="preserve">Habilitação de IA (Copilot)  </w:t>
       </w:r>
     </w:p>
@@ -682,12 +390,6 @@
         <w:pStyle w:val="ListNumber"/>
       </w:pPr>
       <w:r>
-        <w:rPr>
-          <w:rFonts w:ascii="Calibri" w:hAnsi="Calibri" w:eastAsia="Calibri"/>
-          <w:b w:val="0"/>
-          <w:i w:val="0"/>
-          <w:sz w:val="22"/>
-        </w:rPr>
         <w:t xml:space="preserve">Ótimo Lugar (colaboração + inglês C1+)  </w:t>
       </w:r>
     </w:p>
@@ -696,12 +398,6 @@
         <w:pStyle w:val="ListNumber"/>
       </w:pPr>
       <w:r>
-        <w:rPr>
-          <w:rFonts w:ascii="Calibri" w:hAnsi="Calibri" w:eastAsia="Calibri"/>
-          <w:b w:val="0"/>
-          <w:i w:val="0"/>
-          <w:sz w:val="22"/>
-        </w:rPr>
         <w:t xml:space="preserve">Comunidade  </w:t>
       </w:r>
     </w:p>
@@ -730,46 +426,31 @@
     </w:p>
     <w:p>
       <w:r>
+        <w:t xml:space="preserve">Durante o FY26, contribuí para o sucesso do cliente BANCO BRADESCO no desenvolvimento do app nativo (Kotlin/Android), incluindo a transição para </w:t>
+      </w:r>
+      <w:r>
         <w:rPr>
-          <w:rFonts w:ascii="Calibri" w:hAnsi="Calibri" w:eastAsia="Calibri"/>
-          <w:b w:val="0"/>
-          <w:i w:val="0"/>
-          <w:sz w:val="22"/>
+          <w:b/>
         </w:rPr>
-        <w:t>Durante o FY26, contribuí para o sucesso do cliente BANCO BRADESCO no desenvolvimento do app nativo (Kotlin/Android), entregando com qualidade, evoluindo na stack junto com o produto e colaborando com o time misto Android/iOS.</w:t>
+        <w:t>homologação</w:t>
+      </w:r>
+      <w:r>
+        <w:t xml:space="preserve"> — minha primeira experiência levando um projeto desse porte até homologação/produção — com qualidade, evolução na stack e colaboração com time misto Avanade/cliente.</w:t>
       </w:r>
     </w:p>
     <w:p>
       <w:r>
-        <w:rPr>
-          <w:rFonts w:ascii="Calibri" w:hAnsi="Calibri" w:eastAsia="Calibri"/>
-          <w:b w:val="0"/>
-          <w:i w:val="0"/>
-          <w:sz w:val="22"/>
-        </w:rPr>
-        <w:t>O que deu certo: atuei no desenvolvimento nativo Android, evoluí tecnicamente junto com o app e mantive alto engajamento com a qualidade do que sobe para o cliente. O crescimento diário na linguagem e no domínio do produto gerou valor contínuo para o projeto.</w:t>
+        <w:t>O que deu certo: atuei no desenvolvimento nativo Android, evoluí tecnicamente junto com o app e mantive alto engajamento. A fase de homologação ampliou minha visão de arquitetura (incl. conversas com backend e fluxo ponta a ponta). O crescimento diário gerou valor contínuo para o projeto.</w:t>
       </w:r>
     </w:p>
     <w:p>
       <w:r>
-        <w:rPr>
-          <w:rFonts w:ascii="Calibri" w:hAnsi="Calibri" w:eastAsia="Calibri"/>
-          <w:b w:val="0"/>
-          <w:i w:val="0"/>
-          <w:sz w:val="22"/>
-        </w:rPr>
         <w:t>O que poderia ser melhor: registrar com mais clareza as entregas principais (features/PRs/impactos); alinhar periodicamente com o líder a percepção de performance.</w:t>
       </w:r>
     </w:p>
     <w:p>
       <w:r>
-        <w:rPr>
-          <w:rFonts w:ascii="Calibri" w:hAnsi="Calibri" w:eastAsia="Calibri"/>
-          <w:b w:val="0"/>
-          <w:i w:val="0"/>
-          <w:sz w:val="22"/>
-        </w:rPr>
-        <w:t>Próximos passos: listar 2–3 entregas-chave com evidência; alinhar feedback com o gestor Rafael; manter ritmo de entrega com qualidade.</w:t>
+        <w:t>Próximos passos: listar 2–3 entregas-chave com evidência; alinhar feedback com o gestor Rafael; manter ritmo na homologação/produção.</w:t>
       </w:r>
     </w:p>
     <w:p>
@@ -786,12 +467,10 @@
       </w:pPr>
       <w:r>
         <w:rPr>
-          <w:rFonts w:ascii="Consolas" w:hAnsi="Consolas" w:eastAsia="Consolas"/>
-          <w:b w:val="0"/>
-          <w:i w:val="0"/>
+          <w:rFonts w:ascii="Consolas" w:hAnsi="Consolas"/>
           <w:sz w:val="18"/>
         </w:rPr>
-        <w:t>Entregas no app Android (Kotlin) do Bradesco com qualidade e evolução contínua na stack.</w:t>
+        <w:t>Transição do app Bradesco para homologação; entregas Android (Kotlin) com qualidade.</w:t>
       </w:r>
     </w:p>
     <w:p>
@@ -800,12 +479,10 @@
       </w:pPr>
       <w:r>
         <w:rPr>
-          <w:rFonts w:ascii="Consolas" w:hAnsi="Consolas" w:eastAsia="Consolas"/>
-          <w:b w:val="0"/>
-          <w:i w:val="0"/>
+          <w:rFonts w:ascii="Consolas" w:hAnsi="Consolas"/>
           <w:sz w:val="18"/>
         </w:rPr>
-        <w:t>Colaboração com time Android/iOS no cliente Bradesco em entregas do produto.</w:t>
+        <w:t>Evolução em arquitetura mobile e integração com backend (fluxo ponta a ponta).</w:t>
       </w:r>
     </w:p>
     <w:p>
@@ -814,23 +491,10 @@
       </w:pPr>
       <w:r>
         <w:rPr>
-          <w:rFonts w:ascii="Consolas" w:hAnsi="Consolas" w:eastAsia="Consolas"/>
-          <w:b w:val="0"/>
-          <w:i w:val="0"/>
+          <w:rFonts w:ascii="Consolas" w:hAnsi="Consolas"/>
           <w:sz w:val="18"/>
         </w:rPr>
         <w:t>Aprendizado aplicado de Kotlin no dia a dia, gerando valor direto no app do cliente.</w:t>
-      </w:r>
-    </w:p>
-    <w:p>
-      <w:r>
-        <w:rPr>
-          <w:rFonts w:ascii="Calibri" w:hAnsi="Calibri" w:eastAsia="Calibri"/>
-          <w:b w:val="0"/>
-          <w:i/>
-          <w:sz w:val="22"/>
-        </w:rPr>
-        <w:t>(Troque por nomes reais de features se puder.)</w:t>
       </w:r>
     </w:p>
     <w:p>
@@ -858,46 +522,58 @@
     </w:p>
     <w:p>
       <w:r>
+        <w:t xml:space="preserve">Durante o FY26, incorporei Copilot e práticas de IA nas rotinas do projeto Bradesco: prompts reutilizáveis (Android/iOS), </w:t>
+      </w:r>
+      <w:r>
         <w:rPr>
-          <w:rFonts w:ascii="Calibri" w:hAnsi="Calibri" w:eastAsia="Calibri"/>
-          <w:b w:val="0"/>
-          <w:i w:val="0"/>
-          <w:sz w:val="22"/>
+          <w:b/>
         </w:rPr>
-        <w:t>Durante o FY26, incorporei Copilot e práticas de IA nas rotinas de desenvolvimento e review no projeto do Bradesco, com prompts reutilizáveis (incluindo alinhamento Android/iOS), experimentos de agente (ex.: acessibilidade) e atenção a custo de token.</w:t>
+        <w:t>agentes derivados do Copilot</w:t>
+      </w:r>
+      <w:r>
+        <w:t xml:space="preserve"> (criei agente para analytics; time usa 3 agentes), IA aplicada ao </w:t>
+      </w:r>
+      <w:r>
+        <w:rPr>
+          <w:b/>
+        </w:rPr>
+        <w:t>frontend</w:t>
+      </w:r>
+      <w:r>
+        <w:t xml:space="preserve"> (telas e otimização de processos) e uso integrado ao VS Code no cliente.</w:t>
       </w:r>
     </w:p>
     <w:p>
       <w:r>
+        <w:t xml:space="preserve">O que deu certo: uso prático diário de Copilot e agentes; sessão IADrops com João direcionou caminhos; resultados positivos no frontend. </w:t>
+      </w:r>
+      <w:r>
         <w:rPr>
-          <w:rFonts w:ascii="Calibri" w:hAnsi="Calibri" w:eastAsia="Calibri"/>
-          <w:b w:val="0"/>
-          <w:i w:val="0"/>
-          <w:sz w:val="22"/>
+          <w:b/>
         </w:rPr>
-        <w:t>O que deu certo: usei Copilot de forma prática no dia a dia — prompts, iniciativa de agente para acessibilidade e otimização de token. Trabalhei para que o conhecimento fosse útil para Android e para a metade iOS do time, acelerando exploração de soluções e apoiando a qualidade das entregas.</w:t>
+        <w:t>AZ-900 concluída.</w:t>
+      </w:r>
+      <w:r>
+        <w:t xml:space="preserve"> Treinamentos/skill Copilot em andamento.</w:t>
       </w:r>
     </w:p>
     <w:p>
       <w:r>
+        <w:t xml:space="preserve">O que poderia ser melhor: padronizar case escrito (problema → agente → efeito); certificação AI-900 formal no </w:t>
+      </w:r>
+      <w:r>
         <w:rPr>
-          <w:rFonts w:ascii="Calibri" w:hAnsi="Calibri" w:eastAsia="Calibri"/>
-          <w:b w:val="0"/>
-          <w:i w:val="0"/>
-          <w:sz w:val="22"/>
+          <w:b/>
         </w:rPr>
-        <w:t>O que poderia ser melhor: transformar os experimentos em um case escrito (problema → prompt/agente → efeito); padronizar prompts com o time; avançar na certificação foundations de IA quando a faculdade permitir.</w:t>
+        <w:t>FY27</w:t>
+      </w:r>
+      <w:r>
+        <w:t xml:space="preserve"> (faculdade + projeto priorizados neste FY).</w:t>
       </w:r>
     </w:p>
     <w:p>
       <w:r>
-        <w:rPr>
-          <w:rFonts w:ascii="Calibri" w:hAnsi="Calibri" w:eastAsia="Calibri"/>
-          <w:b w:val="0"/>
-          <w:i w:val="0"/>
-          <w:sz w:val="22"/>
-        </w:rPr>
-        <w:t>Próximos passos: registrar 1 case de Copilot; marcar skill Copilot como primário no mini CV; manter uso aplicado no projeto.</w:t>
+        <w:t>Próximos passos: registrar agentes e métricas na reflexão; skill Copilot primário no mini CV; feedback da Jessica no Workday.</w:t>
       </w:r>
     </w:p>
     <w:p>
@@ -914,12 +590,10 @@
       </w:pPr>
       <w:r>
         <w:rPr>
-          <w:rFonts w:ascii="Consolas" w:hAnsi="Consolas" w:eastAsia="Consolas"/>
-          <w:b w:val="0"/>
-          <w:i w:val="0"/>
+          <w:rFonts w:ascii="Consolas" w:hAnsi="Consolas"/>
           <w:sz w:val="18"/>
         </w:rPr>
-        <w:t>Uso frequente de Copilot em desenvolvimento e review no app Bradesco.</w:t>
+        <w:t>Agentes Copilot no Bradesco (analytics + frontend); 3 agentes em uso no time.</w:t>
       </w:r>
     </w:p>
     <w:p>
@@ -928,12 +602,10 @@
       </w:pPr>
       <w:r>
         <w:rPr>
-          <w:rFonts w:ascii="Consolas" w:hAnsi="Consolas" w:eastAsia="Consolas"/>
-          <w:b w:val="0"/>
-          <w:i w:val="0"/>
+          <w:rFonts w:ascii="Consolas" w:hAnsi="Consolas"/>
           <w:sz w:val="18"/>
         </w:rPr>
-        <w:t>Prompts e experimentos de agente (ex.: acessibilidade) testados/compartilhados no time.</w:t>
+        <w:t>IA aplicada a telas e otimização de processos no app; Copilot no VS Code.</w:t>
       </w:r>
     </w:p>
     <w:p>
@@ -942,12 +614,10 @@
       </w:pPr>
       <w:r>
         <w:rPr>
-          <w:rFonts w:ascii="Consolas" w:hAnsi="Consolas" w:eastAsia="Consolas"/>
-          <w:b w:val="0"/>
-          <w:i w:val="0"/>
+          <w:rFonts w:ascii="Consolas" w:hAnsi="Consolas"/>
           <w:sz w:val="18"/>
         </w:rPr>
-        <w:t>IA aplicada ao cliente; certificação formal de IA planejada para o próximo ciclo.</w:t>
+        <w:t>AZ-900 concluída; AI-900 e certificação IA formal planejadas para FY27.</w:t>
       </w:r>
     </w:p>
     <w:p>
@@ -975,45 +645,21 @@
     </w:p>
     <w:p>
       <w:r>
-        <w:rPr>
-          <w:rFonts w:ascii="Calibri" w:hAnsi="Calibri" w:eastAsia="Calibri"/>
-          <w:b w:val="0"/>
-          <w:i w:val="0"/>
-          <w:sz w:val="22"/>
-        </w:rPr>
         <w:t>Durante o FY26, contribuí para colaboração e aprendizado contínuo no time do Bradesco e na Avanade, compartilhando práticas (incluindo IA), mantendo comunicação com pares Android/iOS e liderança, e evoluindo o inglês de B2 para C1+ no goFluent.</w:t>
       </w:r>
     </w:p>
     <w:p>
       <w:r>
-        <w:rPr>
-          <w:rFonts w:ascii="Calibri" w:hAnsi="Calibri" w:eastAsia="Calibri"/>
-          <w:b w:val="0"/>
-          <w:i w:val="0"/>
-          <w:sz w:val="22"/>
-        </w:rPr>
         <w:t>O que deu certo: colaboração forte com o time; compartilhamento de prompts/IA para Android e iOS; evolução do inglês para C1+; abertura com o People Lead e clareza de norte (arquitetura mobile), com responsabilidade sobre a carga da faculdade.</w:t>
       </w:r>
     </w:p>
     <w:p>
       <w:r>
-        <w:rPr>
-          <w:rFonts w:ascii="Calibri" w:hAnsi="Calibri" w:eastAsia="Calibri"/>
-          <w:b w:val="0"/>
-          <w:i w:val="0"/>
-          <w:sz w:val="22"/>
-        </w:rPr>
         <w:t>O que poderia ser melhor: reduzir dispersão de objetivos e focar evidências; compartilhar aprendizados na comunidade da prática quando a agenda permitir.</w:t>
       </w:r>
     </w:p>
     <w:p>
       <w:r>
-        <w:rPr>
-          <w:rFonts w:ascii="Calibri" w:hAnsi="Calibri" w:eastAsia="Calibri"/>
-          <w:b w:val="0"/>
-          <w:i w:val="0"/>
-          <w:sz w:val="22"/>
-        </w:rPr>
         <w:t>Próximos passos: manter 1:1s com planejamento trimestre/semestre/ano; usar o inglês C1+ em documentação e certificações futuras; continuar colaboração no time.</w:t>
       </w:r>
     </w:p>
@@ -1031,9 +677,7 @@
       </w:pPr>
       <w:r>
         <w:rPr>
-          <w:rFonts w:ascii="Consolas" w:hAnsi="Consolas" w:eastAsia="Consolas"/>
-          <w:b w:val="0"/>
-          <w:i w:val="0"/>
+          <w:rFonts w:ascii="Consolas" w:hAnsi="Consolas"/>
           <w:sz w:val="18"/>
         </w:rPr>
         <w:t>Inglês evoluído de B2 para C1+ no goFluent, fortalecendo comunicação técnica.</w:t>
@@ -1045,9 +689,7 @@
       </w:pPr>
       <w:r>
         <w:rPr>
-          <w:rFonts w:ascii="Consolas" w:hAnsi="Consolas" w:eastAsia="Consolas"/>
-          <w:b w:val="0"/>
-          <w:i w:val="0"/>
+          <w:rFonts w:ascii="Consolas" w:hAnsi="Consolas"/>
           <w:sz w:val="18"/>
         </w:rPr>
         <w:t>Colaboração contínua Android/iOS e compartilhamento de práticas de IA no time.</w:t>
@@ -1059,9 +701,7 @@
       </w:pPr>
       <w:r>
         <w:rPr>
-          <w:rFonts w:ascii="Consolas" w:hAnsi="Consolas" w:eastAsia="Consolas"/>
-          <w:b w:val="0"/>
-          <w:i w:val="0"/>
+          <w:rFonts w:ascii="Consolas" w:hAnsi="Consolas"/>
           <w:sz w:val="18"/>
         </w:rPr>
         <w:t>Engajamento em desenvolvimento contínuo com People Lead (plano de carreira).</w:t>
@@ -1092,45 +732,21 @@
     </w:p>
     <w:p>
       <w:r>
-        <w:rPr>
-          <w:rFonts w:ascii="Calibri" w:hAnsi="Calibri" w:eastAsia="Calibri"/>
-          <w:b w:val="0"/>
-          <w:i w:val="0"/>
-          <w:sz w:val="22"/>
-        </w:rPr>
         <w:t>Durante o FY26, mantive a intenção alinhada à cultura de inclusão e responsabilidade social.</w:t>
       </w:r>
     </w:p>
     <w:p>
       <w:r>
-        <w:rPr>
-          <w:rFonts w:ascii="Calibri" w:hAnsi="Calibri" w:eastAsia="Calibri"/>
-          <w:b w:val="0"/>
-          <w:i w:val="0"/>
-          <w:sz w:val="22"/>
-        </w:rPr>
         <w:t>O que deu certo: mantive o compromisso com impacto positivo e com a cultura de colaboração.</w:t>
       </w:r>
     </w:p>
     <w:p>
       <w:r>
-        <w:rPr>
-          <w:rFonts w:ascii="Calibri" w:hAnsi="Calibri" w:eastAsia="Calibri"/>
-          <w:b w:val="0"/>
-          <w:i w:val="0"/>
-          <w:sz w:val="22"/>
-        </w:rPr>
         <w:t>O que poderia ser melhor: neste ciclo, a carga de faculdade presencial + entrega no cliente Bradesco limitou a participação efetiva em voluntariado formal.</w:t>
       </w:r>
     </w:p>
     <w:p>
       <w:r>
-        <w:rPr>
-          <w:rFonts w:ascii="Calibri" w:hAnsi="Calibri" w:eastAsia="Calibri"/>
-          <w:b w:val="0"/>
-          <w:i w:val="0"/>
-          <w:sz w:val="22"/>
-        </w:rPr>
         <w:t>Próximos passos: retomar uma iniciativa objetiva no próximo ciclo e, se possível, compartilhar o case de Copilot na comunidade da prática como contribuição de conhecimento.</w:t>
       </w:r>
     </w:p>
@@ -1144,45 +760,21 @@
     </w:p>
     <w:p>
       <w:r>
-        <w:rPr>
-          <w:rFonts w:ascii="Calibri" w:hAnsi="Calibri" w:eastAsia="Calibri"/>
-          <w:b w:val="0"/>
-          <w:i w:val="0"/>
-          <w:sz w:val="22"/>
-        </w:rPr>
         <w:t>Durante o FY26, participei de [nome da iniciativa], com [X horas / Y atividades], gerando [impacto].</w:t>
       </w:r>
     </w:p>
     <w:p>
       <w:r>
-        <w:rPr>
-          <w:rFonts w:ascii="Calibri" w:hAnsi="Calibri" w:eastAsia="Calibri"/>
-          <w:b w:val="0"/>
-          <w:i w:val="0"/>
-          <w:sz w:val="22"/>
-        </w:rPr>
         <w:t>O que deu certo: [descrever].</w:t>
       </w:r>
     </w:p>
     <w:p>
       <w:r>
-        <w:rPr>
-          <w:rFonts w:ascii="Calibri" w:hAnsi="Calibri" w:eastAsia="Calibri"/>
-          <w:b w:val="0"/>
-          <w:i w:val="0"/>
-          <w:sz w:val="22"/>
-        </w:rPr>
         <w:t>O que melhorar: registrar e compartilhar aprendizados.</w:t>
       </w:r>
     </w:p>
     <w:p>
       <w:r>
-        <w:rPr>
-          <w:rFonts w:ascii="Calibri" w:hAnsi="Calibri" w:eastAsia="Calibri"/>
-          <w:b w:val="0"/>
-          <w:i w:val="0"/>
-          <w:sz w:val="22"/>
-        </w:rPr>
         <w:t>Próximos passos: manter participação compatível com faculdade e projeto.</w:t>
       </w:r>
     </w:p>
@@ -1200,9 +792,7 @@
       </w:pPr>
       <w:r>
         <w:rPr>
-          <w:rFonts w:ascii="Consolas" w:hAnsi="Consolas" w:eastAsia="Consolas"/>
-          <w:b w:val="0"/>
-          <w:i w:val="0"/>
+          <w:rFonts w:ascii="Consolas" w:hAnsi="Consolas"/>
           <w:sz w:val="18"/>
         </w:rPr>
         <w:t>Intenção de impacto social mantida; avanço limitado por faculdade + entrega no Bradesco.</w:t>
@@ -1214,9 +804,7 @@
       </w:pPr>
       <w:r>
         <w:rPr>
-          <w:rFonts w:ascii="Consolas" w:hAnsi="Consolas" w:eastAsia="Consolas"/>
-          <w:b w:val="0"/>
-          <w:i w:val="0"/>
+          <w:rFonts w:ascii="Consolas" w:hAnsi="Consolas"/>
           <w:sz w:val="18"/>
         </w:rPr>
         <w:t>Plano de retomar voluntariado/objetivo de comunidade no próximo ciclo.</w:t>
@@ -1228,9 +816,7 @@
       </w:pPr>
       <w:r>
         <w:rPr>
-          <w:rFonts w:ascii="Consolas" w:hAnsi="Consolas" w:eastAsia="Consolas"/>
-          <w:b w:val="0"/>
-          <w:i w:val="0"/>
+          <w:rFonts w:ascii="Consolas" w:hAnsi="Consolas"/>
           <w:sz w:val="18"/>
         </w:rPr>
         <w:t>Contribuição de conhecimento via case de Copilot na prática (quando agenda permitir).</w:t>
@@ -1256,12 +842,6 @@
         <w:pStyle w:val="ListBullet"/>
       </w:pPr>
       <w:r>
-        <w:rPr>
-          <w:rFonts w:ascii="Calibri" w:hAnsi="Calibri" w:eastAsia="Calibri"/>
-          <w:b w:val="0"/>
-          <w:i w:val="0"/>
-          <w:sz w:val="22"/>
-        </w:rPr>
         <w:t xml:space="preserve">☐ Reflexão 1 (Bradesco) enviada  </w:t>
       </w:r>
     </w:p>
@@ -1270,12 +850,6 @@
         <w:pStyle w:val="ListBullet"/>
       </w:pPr>
       <w:r>
-        <w:rPr>
-          <w:rFonts w:ascii="Calibri" w:hAnsi="Calibri" w:eastAsia="Calibri"/>
-          <w:b w:val="0"/>
-          <w:i w:val="0"/>
-          <w:sz w:val="22"/>
-        </w:rPr>
         <w:t xml:space="preserve">☐ Reflexão 2 (Copilot) enviada  </w:t>
       </w:r>
     </w:p>
@@ -1284,12 +858,6 @@
         <w:pStyle w:val="ListBullet"/>
       </w:pPr>
       <w:r>
-        <w:rPr>
-          <w:rFonts w:ascii="Calibri" w:hAnsi="Calibri" w:eastAsia="Calibri"/>
-          <w:b w:val="0"/>
-          <w:i w:val="0"/>
-          <w:sz w:val="22"/>
-        </w:rPr>
         <w:t xml:space="preserve">☐ Reflexão 3 (Ótimo Lugar / C1+) enviada  </w:t>
       </w:r>
     </w:p>
@@ -1298,12 +866,6 @@
         <w:pStyle w:val="ListBullet"/>
       </w:pPr>
       <w:r>
-        <w:rPr>
-          <w:rFonts w:ascii="Calibri" w:hAnsi="Calibri" w:eastAsia="Calibri"/>
-          <w:b w:val="0"/>
-          <w:i w:val="0"/>
-          <w:sz w:val="22"/>
-        </w:rPr>
         <w:t xml:space="preserve">☐ Reflexão 4 (Comunidade) enviada  </w:t>
       </w:r>
     </w:p>
@@ -1312,12 +874,6 @@
         <w:pStyle w:val="ListBullet"/>
       </w:pPr>
       <w:r>
-        <w:rPr>
-          <w:rFonts w:ascii="Calibri" w:hAnsi="Calibri" w:eastAsia="Calibri"/>
-          <w:b w:val="0"/>
-          <w:i w:val="0"/>
-          <w:sz w:val="22"/>
-        </w:rPr>
         <w:t xml:space="preserve">☐ Atualidades ≤150 caracteres  </w:t>
       </w:r>
     </w:p>
@@ -1326,12 +882,6 @@
         <w:pStyle w:val="ListBullet"/>
       </w:pPr>
       <w:r>
-        <w:rPr>
-          <w:rFonts w:ascii="Calibri" w:hAnsi="Calibri" w:eastAsia="Calibri"/>
-          <w:b w:val="0"/>
-          <w:i w:val="0"/>
-          <w:sz w:val="22"/>
-        </w:rPr>
         <w:t xml:space="preserve">☐ Avisar o People Lead (Jônatas) no Teams  </w:t>
       </w:r>
     </w:p>
@@ -1340,51 +890,46 @@
         <w:pStyle w:val="Heading2"/>
       </w:pPr>
       <w:r>
-        <w:t>Ligação com a call 1 (28/07)</w:t>
+        <w:t>Ligação com as calls</w:t>
       </w:r>
     </w:p>
     <w:p>
       <w:r>
         <w:rPr>
-          <w:rFonts w:ascii="Calibri" w:hAnsi="Calibri" w:eastAsia="Calibri"/>
-          <w:b w:val="0"/>
-          <w:i w:val="0"/>
-          <w:sz w:val="22"/>
+          <w:b/>
         </w:rPr>
-        <w:t>Na call falamos de app Bradesco, Copilot real, inglês C1+, Swift no radar e faculdade.</w:t>
+        <w:t>Call 1 (28/07):</w:t>
+      </w:r>
+      <w:r>
+        <w:t xml:space="preserve"> app Bradesco, Copilot real, inglês C1+, Swift no radar e faculdade.</w:t>
       </w:r>
     </w:p>
     <w:p>
       <w:r>
         <w:rPr>
-          <w:rFonts w:ascii="Calibri" w:hAnsi="Calibri" w:eastAsia="Calibri"/>
-          <w:b w:val="0"/>
-          <w:i w:val="0"/>
-          <w:sz w:val="22"/>
+          <w:b/>
         </w:rPr>
+        <w:t>Call 2 (28/08):</w:t>
+      </w:r>
+      <w:r>
+        <w:t xml:space="preserve"> homologação, agentes IA, Swift→FY27, feedback Jessica, AZ-900 ok.</w:t>
+      </w:r>
+    </w:p>
+    <w:p>
+      <w:r>
         <w:t xml:space="preserve">Na autorreflexão: </w:t>
       </w:r>
       <w:r>
         <w:rPr>
-          <w:rFonts w:ascii="Calibri" w:hAnsi="Calibri" w:eastAsia="Calibri"/>
           <w:b/>
-          <w:i w:val="0"/>
-          <w:sz w:val="22"/>
         </w:rPr>
-        <w:t>mostre app + Copilot</w:t>
+        <w:t>mostre app + homologação + agentes</w:t>
       </w:r>
       <w:r>
-        <w:rPr>
-          <w:rFonts w:ascii="Calibri" w:hAnsi="Calibri" w:eastAsia="Calibri"/>
-          <w:b w:val="0"/>
-          <w:i w:val="0"/>
-          <w:sz w:val="22"/>
-        </w:rPr>
-        <w:t>; celebre o C1+; não culpe Swift neste fechamento.</w:t>
+        <w:t>; celebre C1+ e AZ-900; Swift honesto para FY27.</w:t>
       </w:r>
     </w:p>
     <w:sectPr>
-      <w:footerReference w:type="default" r:id="rId9"/>
       <w:pgSz w:w="12240" w:h="15840"/>
       <w:pgMar w:top="1134" w:right="1247" w:bottom="1134" w:left="1247" w:header="720" w:footer="720" w:gutter="0"/>
       <w:cols w:space="720"/>
@@ -1392,27 +937,6 @@
     </w:sectPr>
   </w:body>
 </w:document>
-</file>
-
-<file path=word/footer1.xml><?xml version="1.0" encoding="utf-8"?>
-<w:ftr xmlns:m="http://schemas.openxmlformats.org/officeDocument/2006/math" xmlns:mc="http://schemas.openxmlformats.org/markup-compatibility/2006" xmlns:mo="http://schemas.microsoft.com/office/mac/office/2008/main" xmlns:mv="urn:schemas-microsoft-com:mac:vml" xmlns:o="urn:schemas-microsoft-com:office:office" xmlns:r="http://schemas.openxmlformats.org/officeDocument/2006/relationships" xmlns:v="urn:schemas-microsoft-com:vml" xmlns:w10="urn:schemas-microsoft-com:office:word" xmlns:w14="http://schemas.microsoft.com/office/word/2010/wordml" xmlns:w="http://schemas.openxmlformats.org/wordprocessingml/2006/main" xmlns:wne="http://schemas.microsoft.com/office/word/2006/wordml" xmlns:wp14="http://schemas.microsoft.com/office/word/2010/wordprocessingDrawing" xmlns:wp="http://schemas.openxmlformats.org/drawingml/2006/wordprocessingDrawing" xmlns:wpc="http://schemas.microsoft.com/office/word/2010/wordprocessingCanvas" xmlns:wpg="http://schemas.microsoft.com/office/word/2010/wordprocessingGroup" xmlns:wpi="http://schemas.microsoft.com/office/word/2010/wordprocessingInk" xmlns:wps="http://schemas.microsoft.com/office/word/2010/wordprocessingShape" mc:Ignorable="w14 wp14">
-  <w:p>
-    <w:pPr>
-      <w:pStyle w:val="Footer"/>
-      <w:jc w:val="center"/>
-    </w:pPr>
-    <w:r>
-      <w:rPr>
-        <w:rFonts w:ascii="Calibri" w:hAnsi="Calibri" w:eastAsia="Calibri"/>
-        <w:b w:val="0"/>
-        <w:i/>
-        <w:color w:val="555555"/>
-        <w:sz w:val="16"/>
-      </w:rPr>
-      <w:t>People Lead · Ana Karina · documento vivo · atualizar a cada 1:1</w:t>
-    </w:r>
-  </w:p>
-</w:ftr>
 </file>
 
 <file path=word/numbering.xml><?xml version="1.0" encoding="utf-8"?>

--- a/DOCS-PEOPLE-LEAD/Ana-Karina/05-Autorreflexao-passo-a-passo.docx
+++ b/DOCS-PEOPLE-LEAD/Ana-Karina/05-Autorreflexao-passo-a-passo.docx
@@ -40,31 +40,50 @@
       </w:r>
     </w:p>
     <w:p>
+      <w:pPr>
+        <w:ind w:left="425"/>
+      </w:pPr>
       <w:r>
-        <w:t>Use junto com o resumo da call e o doc de prioridades.</w:t>
+        <w:rPr>
+          <w:b/>
+          <w:color w:val="444444"/>
+        </w:rPr>
+        <w:t>Status (28/08):</w:t>
       </w:r>
-    </w:p>
-    <w:p>
       <w:r>
-        <w:t xml:space="preserve">Aqui está </w:t>
+        <w:rPr>
+          <w:i/>
+          <w:color w:val="444444"/>
+        </w:rPr>
+        <w:t xml:space="preserve"> Ana </w:t>
       </w:r>
       <w:r>
         <w:rPr>
           <w:b/>
+          <w:color w:val="444444"/>
         </w:rPr>
-        <w:t>só o caminho na tela</w:t>
+        <w:t>ainda não submeteu</w:t>
       </w:r>
       <w:r>
-        <w:t xml:space="preserve"> + textos para colar na </w:t>
+        <w:rPr>
+          <w:i/>
+          <w:color w:val="444444"/>
+        </w:rPr>
+        <w:t xml:space="preserve"> a autorreflexão no Workday e </w:t>
       </w:r>
       <w:r>
         <w:rPr>
           <w:b/>
+          <w:color w:val="444444"/>
         </w:rPr>
-        <w:t>Autorreflexão</w:t>
+        <w:t>não enviou</w:t>
       </w:r>
       <w:r>
-        <w:t>.</w:t>
+        <w:rPr>
+          <w:i/>
+          <w:color w:val="444444"/>
+        </w:rPr>
+        <w:t xml:space="preserve"> ao People Lead.   Este doc é o guia para ela preencher — textos prontos abaixo.</w:t>
       </w:r>
     </w:p>
     <w:p>
@@ -450,7 +469,16 @@
     </w:p>
     <w:p>
       <w:r>
-        <w:t>Próximos passos: listar 2–3 entregas-chave com evidência; alinhar feedback com o gestor Rafael; manter ritmo na homologação/produção.</w:t>
+        <w:t xml:space="preserve">Próximos passos: listar 2–3 entregas-chave com evidência; alinhar feedback com </w:t>
+      </w:r>
+      <w:r>
+        <w:rPr>
+          <w:b/>
+        </w:rPr>
+        <w:t>Rafael Coloda</w:t>
+      </w:r>
+      <w:r>
+        <w:t xml:space="preserve"> (rafael.coloda@avanade.com); manter ritmo na homologação/produção.</w:t>
       </w:r>
     </w:p>
     <w:p>

--- a/DOCS-PEOPLE-LEAD/Ana-Karina/05-Autorreflexao-passo-a-passo.docx
+++ b/DOCS-PEOPLE-LEAD/Ana-Karina/05-Autorreflexao-passo-a-passo.docx
@@ -31,7 +31,12 @@
         <w:rPr>
           <w:b/>
         </w:rPr>
-        <w:t>Cliente: BANCO BRADESCO · Associate, Mobile · Prazo: 28/08</w:t>
+        <w:t>Referência interna do People Lead — não enviada à Ana</w:t>
+      </w:r>
+    </w:p>
+    <w:p>
+      <w:r>
+        <w:t>Cliente: BANCO BRADESCO · Associate, Mobile · Prazo profissional: 28/08</w:t>
       </w:r>
     </w:p>
     <w:p>
@@ -69,21 +74,49 @@
           <w:i/>
           <w:color w:val="444444"/>
         </w:rPr>
-        <w:t xml:space="preserve"> a autorreflexão no Workday e </w:t>
+        <w:t xml:space="preserve"> no Workday. Orientação na call #2 foi </w:t>
       </w:r>
       <w:r>
         <w:rPr>
           <w:b/>
           <w:color w:val="444444"/>
         </w:rPr>
-        <w:t>não enviou</w:t>
+        <w:t>verbal</w:t>
       </w:r>
       <w:r>
         <w:rPr>
           <w:i/>
           <w:color w:val="444444"/>
         </w:rPr>
-        <w:t xml:space="preserve"> ao People Lead.   Este doc é o guia para ela preencher — textos prontos abaixo.</w:t>
+        <w:t xml:space="preserve">; este arquivo é só </w:t>
+      </w:r>
+      <w:r>
+        <w:rPr>
+          <w:b/>
+          <w:color w:val="444444"/>
+        </w:rPr>
+        <w:t>seu histórico/referência</w:t>
+      </w:r>
+      <w:r>
+        <w:rPr>
+          <w:i/>
+          <w:color w:val="444444"/>
+        </w:rPr>
+        <w:t xml:space="preserve"> para cobrança ou apoio pontual — não repassar como documento para ela.   Textos abaixo: base se precisar </w:t>
+      </w:r>
+      <w:r>
+        <w:rPr>
+          <w:b/>
+          <w:color w:val="444444"/>
+        </w:rPr>
+        <w:t>orientar de novo na call</w:t>
+      </w:r>
+      <w:r>
+        <w:rPr>
+          <w:i/>
+          <w:color w:val="444444"/>
+        </w:rPr>
+        <w:t xml:space="preserve"> ou cruzar quando ela submeter.</w:t>
       </w:r>
     </w:p>
     <w:p>
@@ -910,7 +943,7 @@
         <w:pStyle w:val="ListBullet"/>
       </w:pPr>
       <w:r>
-        <w:t xml:space="preserve">☐ Avisar o People Lead (Jônatas) no Teams  </w:t>
+        <w:t>☐ Ana avisou o PL quando submeter (cobrar)</w:t>
       </w:r>
     </w:p>
     <w:p>
